--- a/docs/plan.docx
+++ b/docs/plan.docx
@@ -44,20 +44,7 @@
     </w:p>
     <w:p>
       <w:r>
-        <w:t xml:space="preserve">That matches what your current pipeline already does: baseline candidate generation with </w:t>
-      </w:r>
-      <w:proofErr w:type="spellStart"/>
-      <w:proofErr w:type="gramStart"/>
-      <w:r>
-        <w:t>LinkPeaks</w:t>
-      </w:r>
-      <w:proofErr w:type="spellEnd"/>
-      <w:r>
-        <w:t>(</w:t>
-      </w:r>
-      <w:proofErr w:type="gramEnd"/>
-      <w:r>
-        <w:t xml:space="preserve">), followed by additive vs multiplicative vs distance-aware reranking. </w:t>
+        <w:t xml:space="preserve">That matches what your current pipeline already does: baseline candidate generation with LinkPeaks(), followed by additive vs multiplicative vs distance-aware reranking. </w:t>
       </w:r>
     </w:p>
     <w:p>
@@ -153,7 +140,7 @@
     <w:p>
       <w:r>
         <w:pict w14:anchorId="612EF383">
-          <v:rect id="_x0000_i1133" style="width:0;height:1.5pt" o:hralign="center" o:hrstd="t" o:hr="t" fillcolor="#a0a0a0" stroked="f"/>
+          <v:rect id="_x0000_i1025" style="width:0;height:1.5pt" o:hralign="center" o:hrstd="t" o:hr="t" fillcolor="#a0a0a0" stroked="f"/>
         </w:pict>
       </w:r>
     </w:p>
@@ -477,7 +464,7 @@
     <w:p>
       <w:r>
         <w:pict w14:anchorId="6140C8B9">
-          <v:rect id="_x0000_i1134" style="width:0;height:1.5pt" o:hralign="center" o:hrstd="t" o:hr="t" fillcolor="#a0a0a0" stroked="f"/>
+          <v:rect id="_x0000_i1026" style="width:0;height:1.5pt" o:hralign="center" o:hrstd="t" o:hr="t" fillcolor="#a0a0a0" stroked="f"/>
         </w:pict>
       </w:r>
     </w:p>
@@ -613,13 +600,8 @@
     </w:p>
     <w:p>
       <w:r>
-        <w:t xml:space="preserve">score = core × </w:t>
-      </w:r>
-      <w:proofErr w:type="spellStart"/>
-      <w:r>
-        <w:t>soft_modifiers</w:t>
-      </w:r>
-      <w:proofErr w:type="spellEnd"/>
+        <w:t>score = core × soft_modifiers</w:t>
+      </w:r>
     </w:p>
     <w:p>
       <w:r>
@@ -693,29 +675,8 @@
     </w:p>
     <w:p>
       <w:r>
-        <w:t xml:space="preserve">score = </w:t>
-      </w:r>
-      <w:proofErr w:type="spellStart"/>
-      <w:r>
-        <w:t>core_signal</w:t>
-      </w:r>
-      <w:proofErr w:type="spellEnd"/>
-      <w:r>
-        <w:t xml:space="preserve"> × </w:t>
-      </w:r>
-      <w:proofErr w:type="spellStart"/>
-      <w:r>
-        <w:t>distance_modifier</w:t>
-      </w:r>
-      <w:proofErr w:type="spellEnd"/>
-      <w:r>
-        <w:t xml:space="preserve"> × </w:t>
-      </w:r>
-      <w:proofErr w:type="spellStart"/>
-      <w:r>
-        <w:t>motif_modifier</w:t>
-      </w:r>
-      <w:proofErr w:type="spellEnd"/>
+        <w:t>score = core_signal × distance_modifier × motif_modifier</w:t>
+      </w:r>
     </w:p>
     <w:p>
       <w:r>
@@ -729,21 +690,8 @@
           <w:numId w:val="7"/>
         </w:numPr>
       </w:pPr>
-      <w:proofErr w:type="spellStart"/>
-      <w:r>
-        <w:t>core_signal</w:t>
-      </w:r>
-      <w:proofErr w:type="spellEnd"/>
-      <w:r>
-        <w:t xml:space="preserve"> = </w:t>
-      </w:r>
-      <w:proofErr w:type="gramStart"/>
-      <w:r>
-        <w:t>f(</w:t>
-      </w:r>
-      <w:proofErr w:type="gramEnd"/>
-      <w:r>
-        <w:t xml:space="preserve">RNA, ATAC) </w:t>
+      <w:r>
+        <w:t xml:space="preserve">core_signal = f(RNA, ATAC) </w:t>
       </w:r>
     </w:p>
     <w:p>
@@ -753,29 +701,8 @@
           <w:numId w:val="7"/>
         </w:numPr>
       </w:pPr>
-      <w:proofErr w:type="spellStart"/>
-      <w:r>
-        <w:t>distance_modifier</w:t>
-      </w:r>
-      <w:proofErr w:type="spellEnd"/>
-      <w:r>
-        <w:t xml:space="preserve"> = 1 - </w:t>
-      </w:r>
-      <w:proofErr w:type="spellStart"/>
-      <w:r>
-        <w:t>λd</w:t>
-      </w:r>
-      <w:proofErr w:type="spellEnd"/>
-      <w:r>
-        <w:t xml:space="preserve"> + </w:t>
-      </w:r>
-      <w:proofErr w:type="spellStart"/>
-      <w:r>
-        <w:t>λd</w:t>
-      </w:r>
-      <w:proofErr w:type="spellEnd"/>
-      <w:r>
-        <w:t xml:space="preserve"> * D </w:t>
+      <w:r>
+        <w:t xml:space="preserve">distance_modifier = 1 - λd + λd * D </w:t>
       </w:r>
     </w:p>
     <w:p>
@@ -785,29 +712,8 @@
           <w:numId w:val="7"/>
         </w:numPr>
       </w:pPr>
-      <w:proofErr w:type="spellStart"/>
-      <w:r>
-        <w:t>motif_modifier</w:t>
-      </w:r>
-      <w:proofErr w:type="spellEnd"/>
-      <w:r>
-        <w:t xml:space="preserve"> = 1 - </w:t>
-      </w:r>
-      <w:proofErr w:type="spellStart"/>
-      <w:r>
-        <w:t>λm</w:t>
-      </w:r>
-      <w:proofErr w:type="spellEnd"/>
-      <w:r>
-        <w:t xml:space="preserve"> + </w:t>
-      </w:r>
-      <w:proofErr w:type="spellStart"/>
-      <w:r>
-        <w:t>λm</w:t>
-      </w:r>
-      <w:proofErr w:type="spellEnd"/>
-      <w:r>
-        <w:t xml:space="preserve"> * M </w:t>
+      <w:r>
+        <w:t xml:space="preserve">motif_modifier = 1 - λm + λm * M </w:t>
       </w:r>
     </w:p>
     <w:p>
@@ -867,7 +773,7 @@
     <w:p>
       <w:r>
         <w:pict w14:anchorId="0D613CC6">
-          <v:rect id="_x0000_i1135" style="width:0;height:1.5pt" o:hralign="center" o:hrstd="t" o:hr="t" fillcolor="#a0a0a0" stroked="f"/>
+          <v:rect id="_x0000_i1027" style="width:0;height:1.5pt" o:hralign="center" o:hrstd="t" o:hr="t" fillcolor="#a0a0a0" stroked="f"/>
         </w:pict>
       </w:r>
     </w:p>
@@ -1025,13 +931,8 @@
           <w:numId w:val="10"/>
         </w:numPr>
       </w:pPr>
-      <w:proofErr w:type="spellStart"/>
-      <w:r>
-        <w:t>λd</w:t>
-      </w:r>
-      <w:proofErr w:type="spellEnd"/>
-      <w:r>
-        <w:t xml:space="preserve"> </w:t>
+      <w:r>
+        <w:t xml:space="preserve">λd </w:t>
       </w:r>
       <w:r>
         <w:rPr>
@@ -1050,13 +951,8 @@
           <w:numId w:val="10"/>
         </w:numPr>
       </w:pPr>
-      <w:proofErr w:type="spellStart"/>
-      <w:r>
-        <w:t>λm</w:t>
-      </w:r>
-      <w:proofErr w:type="spellEnd"/>
-      <w:r>
-        <w:t xml:space="preserve"> </w:t>
+      <w:r>
+        <w:t xml:space="preserve">λm </w:t>
       </w:r>
       <w:r>
         <w:rPr>
@@ -1076,23 +972,7 @@
         </w:numPr>
       </w:pPr>
       <w:r>
-        <w:t xml:space="preserve">later </w:t>
-      </w:r>
-      <w:proofErr w:type="spellStart"/>
-      <w:r>
-        <w:t>λr</w:t>
-      </w:r>
-      <w:proofErr w:type="spellEnd"/>
-      <w:r>
-        <w:t xml:space="preserve">, </w:t>
-      </w:r>
-      <w:proofErr w:type="spellStart"/>
-      <w:r>
-        <w:t>λf</w:t>
-      </w:r>
-      <w:proofErr w:type="spellEnd"/>
-      <w:r>
-        <w:t xml:space="preserve"> </w:t>
+        <w:t xml:space="preserve">later λr, λf </w:t>
       </w:r>
     </w:p>
     <w:p>
@@ -1313,7 +1193,7 @@
     <w:p>
       <w:r>
         <w:pict w14:anchorId="66652A0E">
-          <v:rect id="_x0000_i1136" style="width:0;height:1.5pt" o:hralign="center" o:hrstd="t" o:hr="t" fillcolor="#a0a0a0" stroked="f"/>
+          <v:rect id="_x0000_i1028" style="width:0;height:1.5pt" o:hralign="center" o:hrstd="t" o:hr="t" fillcolor="#a0a0a0" stroked="f"/>
         </w:pict>
       </w:r>
     </w:p>
@@ -1447,13 +1327,8 @@
           <w:numId w:val="15"/>
         </w:numPr>
       </w:pPr>
-      <w:proofErr w:type="gramStart"/>
-      <w:r>
-        <w:t>top-N</w:t>
-      </w:r>
-      <w:proofErr w:type="gramEnd"/>
-      <w:r>
-        <w:t xml:space="preserve"> comparison </w:t>
+      <w:r>
+        <w:t xml:space="preserve">top-N comparison </w:t>
       </w:r>
     </w:p>
     <w:p>
@@ -1528,13 +1403,8 @@
           <w:numId w:val="16"/>
         </w:numPr>
       </w:pPr>
-      <w:proofErr w:type="gramStart"/>
-      <w:r>
-        <w:t>top-N</w:t>
-      </w:r>
-      <w:proofErr w:type="gramEnd"/>
-      <w:r>
-        <w:t xml:space="preserve"> overlap with baseline/tool </w:t>
+      <w:r>
+        <w:t xml:space="preserve">top-N overlap with baseline/tool </w:t>
       </w:r>
     </w:p>
     <w:p>
@@ -1654,7 +1524,7 @@
     <w:p>
       <w:r>
         <w:pict w14:anchorId="520B48C8">
-          <v:rect id="_x0000_i1137" style="width:0;height:1.5pt" o:hralign="center" o:hrstd="t" o:hr="t" fillcolor="#a0a0a0" stroked="f"/>
+          <v:rect id="_x0000_i1029" style="width:0;height:1.5pt" o:hralign="center" o:hrstd="t" o:hr="t" fillcolor="#a0a0a0" stroked="f"/>
         </w:pict>
       </w:r>
     </w:p>
@@ -1813,15 +1683,7 @@
         </w:numPr>
       </w:pPr>
       <w:r>
-        <w:t xml:space="preserve">raw 10x </w:t>
-      </w:r>
-      <w:proofErr w:type="spellStart"/>
-      <w:r>
-        <w:t>multiome</w:t>
-      </w:r>
-      <w:proofErr w:type="spellEnd"/>
-      <w:r>
-        <w:t xml:space="preserve"> input </w:t>
+        <w:t xml:space="preserve">raw 10x multiome input </w:t>
       </w:r>
     </w:p>
     <w:p>
@@ -1832,15 +1694,7 @@
         </w:numPr>
       </w:pPr>
       <w:r>
-        <w:t xml:space="preserve">object </w:t>
-      </w:r>
-      <w:proofErr w:type="gramStart"/>
-      <w:r>
-        <w:t>build</w:t>
-      </w:r>
-      <w:proofErr w:type="gramEnd"/>
-      <w:r>
-        <w:t xml:space="preserve"> </w:t>
+        <w:t xml:space="preserve">object build </w:t>
       </w:r>
     </w:p>
     <w:p>
@@ -1930,7 +1784,7 @@
     <w:p>
       <w:r>
         <w:pict w14:anchorId="15F3F780">
-          <v:rect id="_x0000_i1138" style="width:0;height:1.5pt" o:hralign="center" o:hrstd="t" o:hr="t" fillcolor="#a0a0a0" stroked="f"/>
+          <v:rect id="_x0000_i1030" style="width:0;height:1.5pt" o:hralign="center" o:hrstd="t" o:hr="t" fillcolor="#a0a0a0" stroked="f"/>
         </w:pict>
       </w:r>
     </w:p>
@@ -2106,7 +1960,7 @@
     <w:p>
       <w:r>
         <w:pict w14:anchorId="4B6AB0FB">
-          <v:rect id="_x0000_i1139" style="width:0;height:1.5pt" o:hralign="center" o:hrstd="t" o:hr="t" fillcolor="#a0a0a0" stroked="f"/>
+          <v:rect id="_x0000_i1031" style="width:0;height:1.5pt" o:hralign="center" o:hrstd="t" o:hr="t" fillcolor="#a0a0a0" stroked="f"/>
         </w:pict>
       </w:r>
     </w:p>
@@ -2195,13 +2049,8 @@
       </w:r>
       <w:r>
         <w:br/>
-        <w:t xml:space="preserve">final = score × </w:t>
-      </w:r>
-      <w:proofErr w:type="spellStart"/>
-      <w:r>
-        <w:t>reproducibility_modifier</w:t>
-      </w:r>
-      <w:proofErr w:type="spellEnd"/>
+        <w:t>final = score × reproducibility_modifier</w:t>
+      </w:r>
     </w:p>
     <w:p>
       <w:r>
@@ -2249,7 +2098,7 @@
     <w:p>
       <w:r>
         <w:pict w14:anchorId="571471F6">
-          <v:rect id="_x0000_i1140" style="width:0;height:1.5pt" o:hralign="center" o:hrstd="t" o:hr="t" fillcolor="#a0a0a0" stroked="f"/>
+          <v:rect id="_x0000_i1032" style="width:0;height:1.5pt" o:hralign="center" o:hrstd="t" o:hr="t" fillcolor="#a0a0a0" stroked="f"/>
         </w:pict>
       </w:r>
     </w:p>
@@ -2309,13 +2158,8 @@
       </w:r>
     </w:p>
     <w:p>
-      <w:proofErr w:type="gramStart"/>
-      <w:r>
-        <w:t>So</w:t>
-      </w:r>
-      <w:proofErr w:type="gramEnd"/>
-      <w:r>
-        <w:t xml:space="preserve"> order is:</w:t>
+      <w:r>
+        <w:t>So order is:</w:t>
       </w:r>
     </w:p>
     <w:p>
@@ -2359,7 +2203,7 @@
     <w:p>
       <w:r>
         <w:pict w14:anchorId="4664CFF8">
-          <v:rect id="_x0000_i1141" style="width:0;height:1.5pt" o:hralign="center" o:hrstd="t" o:hr="t" fillcolor="#a0a0a0" stroked="f"/>
+          <v:rect id="_x0000_i1033" style="width:0;height:1.5pt" o:hralign="center" o:hrstd="t" o:hr="t" fillcolor="#a0a0a0" stroked="f"/>
         </w:pict>
       </w:r>
     </w:p>
@@ -2403,23 +2247,7 @@
           <w:b/>
           <w:bCs/>
         </w:rPr>
-        <w:t xml:space="preserve">after </w:t>
-      </w:r>
-      <w:proofErr w:type="gramStart"/>
-      <w:r>
-        <w:rPr>
-          <w:b/>
-          <w:bCs/>
-        </w:rPr>
-        <w:t>raw-data</w:t>
-      </w:r>
-      <w:proofErr w:type="gramEnd"/>
-      <w:r>
-        <w:rPr>
-          <w:b/>
-          <w:bCs/>
-        </w:rPr>
-        <w:t xml:space="preserve"> v1 is running on one dataset</w:t>
+        <w:t>after raw-data v1 is running on one dataset</w:t>
       </w:r>
       <w:r>
         <w:t>.</w:t>
@@ -2468,15 +2296,7 @@
         </w:numPr>
       </w:pPr>
       <w:r>
-        <w:t xml:space="preserve">Signac </w:t>
-      </w:r>
-      <w:proofErr w:type="spellStart"/>
-      <w:r>
-        <w:t>LinkPeaks</w:t>
-      </w:r>
-      <w:proofErr w:type="spellEnd"/>
-      <w:r>
-        <w:t xml:space="preserve"> </w:t>
+        <w:t xml:space="preserve">Signac LinkPeaks </w:t>
       </w:r>
     </w:p>
     <w:p>
@@ -2544,13 +2364,8 @@
           <w:numId w:val="29"/>
         </w:numPr>
       </w:pPr>
-      <w:proofErr w:type="spellStart"/>
-      <w:r>
-        <w:t>ArchR</w:t>
-      </w:r>
-      <w:proofErr w:type="spellEnd"/>
-      <w:r>
-        <w:t xml:space="preserve"> peak2gene </w:t>
+      <w:r>
+        <w:t xml:space="preserve">ArchR peak2gene </w:t>
       </w:r>
     </w:p>
     <w:p>
@@ -2602,13 +2417,8 @@
           <w:numId w:val="30"/>
         </w:numPr>
       </w:pPr>
-      <w:proofErr w:type="spellStart"/>
-      <w:r>
-        <w:t>MultiVI</w:t>
-      </w:r>
-      <w:proofErr w:type="spellEnd"/>
-      <w:r>
-        <w:t xml:space="preserve"> </w:t>
+      <w:r>
+        <w:t xml:space="preserve">MultiVI </w:t>
       </w:r>
     </w:p>
     <w:p>
@@ -2635,7 +2445,7 @@
     <w:p>
       <w:r>
         <w:pict w14:anchorId="248B42A0">
-          <v:rect id="_x0000_i1142" style="width:0;height:1.5pt" o:hralign="center" o:hrstd="t" o:hr="t" fillcolor="#a0a0a0" stroked="f"/>
+          <v:rect id="_x0000_i1034" style="width:0;height:1.5pt" o:hralign="center" o:hrstd="t" o:hr="t" fillcolor="#a0a0a0" stroked="f"/>
         </w:pict>
       </w:r>
     </w:p>
@@ -2686,17 +2496,8 @@
           <w:b/>
           <w:bCs/>
         </w:rPr>
-        <w:t xml:space="preserve">Ranking </w:t>
-      </w:r>
-      <w:proofErr w:type="spellStart"/>
-      <w:r>
-        <w:rPr>
-          <w:b/>
-          <w:bCs/>
-        </w:rPr>
-        <w:t>behavior</w:t>
-      </w:r>
-      <w:proofErr w:type="spellEnd"/>
+        <w:t>Ranking behavior</w:t>
+      </w:r>
     </w:p>
     <w:p>
       <w:pPr>
@@ -2705,13 +2506,8 @@
           <w:numId w:val="31"/>
         </w:numPr>
       </w:pPr>
-      <w:proofErr w:type="gramStart"/>
-      <w:r>
-        <w:t>top-N</w:t>
-      </w:r>
-      <w:proofErr w:type="gramEnd"/>
-      <w:r>
-        <w:t xml:space="preserve"> overlap </w:t>
+      <w:r>
+        <w:t xml:space="preserve">top-N overlap </w:t>
       </w:r>
     </w:p>
     <w:p>
@@ -2823,17 +2619,8 @@
           <w:b/>
           <w:bCs/>
         </w:rPr>
-        <w:t xml:space="preserve">Distance </w:t>
-      </w:r>
-      <w:proofErr w:type="spellStart"/>
-      <w:r>
-        <w:rPr>
-          <w:b/>
-          <w:bCs/>
-        </w:rPr>
-        <w:t>behavior</w:t>
-      </w:r>
-      <w:proofErr w:type="spellEnd"/>
+        <w:t>Distance behavior</w:t>
+      </w:r>
     </w:p>
     <w:p>
       <w:pPr>
@@ -2961,7 +2748,7 @@
     <w:p>
       <w:r>
         <w:pict w14:anchorId="0D87AC53">
-          <v:rect id="_x0000_i1143" style="width:0;height:1.5pt" o:hralign="center" o:hrstd="t" o:hr="t" fillcolor="#a0a0a0" stroked="f"/>
+          <v:rect id="_x0000_i1035" style="width:0;height:1.5pt" o:hralign="center" o:hrstd="t" o:hr="t" fillcolor="#a0a0a0" stroked="f"/>
         </w:pict>
       </w:r>
     </w:p>
@@ -3103,15 +2890,7 @@
     </w:p>
     <w:p>
       <w:r>
-        <w:t xml:space="preserve">One short internal </w:t>
-      </w:r>
-      <w:proofErr w:type="gramStart"/>
-      <w:r>
-        <w:t>methods</w:t>
-      </w:r>
-      <w:proofErr w:type="gramEnd"/>
-      <w:r>
-        <w:t xml:space="preserve"> note:</w:t>
+        <w:t>One short internal methods note:</w:t>
       </w:r>
     </w:p>
     <w:p>
@@ -3166,7 +2945,7 @@
     <w:p>
       <w:r>
         <w:pict w14:anchorId="28EAA879">
-          <v:rect id="_x0000_i1144" style="width:0;height:1.5pt" o:hralign="center" o:hrstd="t" o:hr="t" fillcolor="#a0a0a0" stroked="f"/>
+          <v:rect id="_x0000_i1036" style="width:0;height:1.5pt" o:hralign="center" o:hrstd="t" o:hr="t" fillcolor="#a0a0a0" stroked="f"/>
         </w:pict>
       </w:r>
     </w:p>
@@ -3250,15 +3029,7 @@
         </w:numPr>
       </w:pPr>
       <w:r>
-        <w:t xml:space="preserve">implement one raw 10x </w:t>
-      </w:r>
-      <w:proofErr w:type="spellStart"/>
-      <w:r>
-        <w:t>multiome</w:t>
-      </w:r>
-      <w:proofErr w:type="spellEnd"/>
-      <w:r>
-        <w:t xml:space="preserve"> dataset end-to-end </w:t>
+        <w:t xml:space="preserve">implement one raw 10x multiome dataset end-to-end </w:t>
       </w:r>
     </w:p>
     <w:p>
@@ -3306,7 +3077,7 @@
     <w:p>
       <w:r>
         <w:pict w14:anchorId="4D4DE5E6">
-          <v:rect id="_x0000_i1145" style="width:0;height:1.5pt" o:hralign="center" o:hrstd="t" o:hr="t" fillcolor="#a0a0a0" stroked="f"/>
+          <v:rect id="_x0000_i1037" style="width:0;height:1.5pt" o:hralign="center" o:hrstd="t" o:hr="t" fillcolor="#a0a0a0" stroked="f"/>
         </w:pict>
       </w:r>
     </w:p>
@@ -3402,15 +3173,7 @@
         </w:numPr>
       </w:pPr>
       <w:r>
-        <w:t xml:space="preserve">write benchmark wrappers for </w:t>
-      </w:r>
-      <w:proofErr w:type="spellStart"/>
-      <w:r>
-        <w:t>ArchR</w:t>
-      </w:r>
-      <w:proofErr w:type="spellEnd"/>
-      <w:r>
-        <w:t xml:space="preserve">/Cicero or prepare inputs </w:t>
+        <w:t xml:space="preserve">write benchmark wrappers for ArchR/Cicero or prepare inputs </w:t>
       </w:r>
     </w:p>
     <w:p>
@@ -3436,7 +3199,7 @@
     <w:p>
       <w:r>
         <w:pict w14:anchorId="40798E62">
-          <v:rect id="_x0000_i1146" style="width:0;height:1.5pt" o:hralign="center" o:hrstd="t" o:hr="t" fillcolor="#a0a0a0" stroked="f"/>
+          <v:rect id="_x0000_i1038" style="width:0;height:1.5pt" o:hralign="center" o:hrstd="t" o:hr="t" fillcolor="#a0a0a0" stroked="f"/>
         </w:pict>
       </w:r>
     </w:p>
@@ -3557,7 +3320,7 @@
     <w:p>
       <w:r>
         <w:pict w14:anchorId="125819AD">
-          <v:rect id="_x0000_i1147" style="width:0;height:1.5pt" o:hralign="center" o:hrstd="t" o:hr="t" fillcolor="#a0a0a0" stroked="f"/>
+          <v:rect id="_x0000_i1039" style="width:0;height:1.5pt" o:hralign="center" o:hrstd="t" o:hr="t" fillcolor="#a0a0a0" stroked="f"/>
         </w:pict>
       </w:r>
     </w:p>
@@ -3609,15 +3372,7 @@
         </w:numPr>
       </w:pPr>
       <w:r>
-        <w:t xml:space="preserve">motif gets added only if it improves ranking </w:t>
-      </w:r>
-      <w:proofErr w:type="spellStart"/>
-      <w:r>
-        <w:t>behavior</w:t>
-      </w:r>
-      <w:proofErr w:type="spellEnd"/>
-      <w:r>
-        <w:t xml:space="preserve"> or biological coherence </w:t>
+        <w:t xml:space="preserve">motif gets added only if it improves ranking behavior or biological coherence </w:t>
       </w:r>
     </w:p>
     <w:p>
@@ -3627,13 +3382,8 @@
           <w:numId w:val="42"/>
         </w:numPr>
       </w:pPr>
-      <w:proofErr w:type="gramStart"/>
-      <w:r>
-        <w:t>otherwise</w:t>
-      </w:r>
-      <w:proofErr w:type="gramEnd"/>
-      <w:r>
-        <w:t xml:space="preserve"> it stays optional </w:t>
+      <w:r>
+        <w:t xml:space="preserve">otherwise it stays optional </w:t>
       </w:r>
     </w:p>
     <w:p>
@@ -3725,7 +3475,7 @@
     <w:p>
       <w:r>
         <w:pict w14:anchorId="58DDADAE">
-          <v:rect id="_x0000_i1148" style="width:0;height:1.5pt" o:hralign="center" o:hrstd="t" o:hr="t" fillcolor="#a0a0a0" stroked="f"/>
+          <v:rect id="_x0000_i1040" style="width:0;height:1.5pt" o:hralign="center" o:hrstd="t" o:hr="t" fillcolor="#a0a0a0" stroked="f"/>
         </w:pict>
       </w:r>
     </w:p>
@@ -3920,7 +3670,7 @@
     <w:p>
       <w:r>
         <w:pict w14:anchorId="4B5CD004">
-          <v:rect id="_x0000_i1149" style="width:0;height:1.5pt" o:hralign="center" o:hrstd="t" o:hr="t" fillcolor="#a0a0a0" stroked="f"/>
+          <v:rect id="_x0000_i1041" style="width:0;height:1.5pt" o:hralign="center" o:hrstd="t" o:hr="t" fillcolor="#a0a0a0" stroked="f"/>
         </w:pict>
       </w:r>
     </w:p>
@@ -3951,17 +3701,8 @@
           <w:b/>
           <w:bCs/>
         </w:rPr>
-        <w:t xml:space="preserve">For </w:t>
-      </w:r>
-      <w:proofErr w:type="gramStart"/>
-      <w:r>
-        <w:rPr>
-          <w:b/>
-          <w:bCs/>
-        </w:rPr>
-        <w:t>now</w:t>
-      </w:r>
-      <w:proofErr w:type="gramEnd"/>
+        <w:t>For now</w:t>
+      </w:r>
     </w:p>
     <w:p>
       <w:r>
@@ -4077,7 +3818,7 @@
     <w:p>
       <w:r>
         <w:pict w14:anchorId="42A50132">
-          <v:rect id="_x0000_i1150" style="width:0;height:1.5pt" o:hralign="center" o:hrstd="t" o:hr="t" fillcolor="#a0a0a0" stroked="f"/>
+          <v:rect id="_x0000_i1042" style="width:0;height:1.5pt" o:hralign="center" o:hrstd="t" o:hr="t" fillcolor="#a0a0a0" stroked="f"/>
         </w:pict>
       </w:r>
     </w:p>
@@ -4349,23 +4090,7 @@
       </w:pPr>
       <w:r>
         <w:lastRenderedPageBreak/>
-        <w:t xml:space="preserve">benchmarked against </w:t>
-      </w:r>
-      <w:proofErr w:type="spellStart"/>
-      <w:r>
-        <w:t>LinkPeaks</w:t>
-      </w:r>
-      <w:proofErr w:type="spellEnd"/>
-      <w:r>
-        <w:t xml:space="preserve"> + </w:t>
-      </w:r>
-      <w:proofErr w:type="spellStart"/>
-      <w:r>
-        <w:t>ArchR</w:t>
-      </w:r>
-      <w:proofErr w:type="spellEnd"/>
-      <w:r>
-        <w:t xml:space="preserve">/Cicero </w:t>
+        <w:t xml:space="preserve">benchmarked against LinkPeaks + ArchR/Cicero </w:t>
       </w:r>
     </w:p>
     <w:p>
@@ -13131,6 +12856,7 @@
   <w:style w:type="character" w:default="1" w:styleId="DefaultParagraphFont">
     <w:name w:val="Default Paragraph Font"/>
     <w:uiPriority w:val="1"/>
+    <w:semiHidden/>
     <w:unhideWhenUsed/>
   </w:style>
   <w:style w:type="table" w:default="1" w:styleId="TableNormal">
@@ -13760,4 +13486,16 @@
     </a:ext>
   </a:extLst>
 </a:theme>
+</file>
+
+<file path=customXml/item1.xml><?xml version="1.0" encoding="utf-8"?>
+<b:Sources xmlns:b="http://schemas.openxmlformats.org/officeDocument/2006/bibliography" xmlns="http://schemas.openxmlformats.org/officeDocument/2006/bibliography" SelectedStyle="\APASixthEditionOfficeOnline.xsl" StyleName="APA" Version="6"/>
+</file>
+
+<file path=customXml/itemProps1.xml><?xml version="1.0" encoding="utf-8"?>
+<ds:datastoreItem xmlns:ds="http://schemas.openxmlformats.org/officeDocument/2006/customXml" ds:itemID="{6D357404-8116-4F7A-BBF6-070C47FF5B8C}">
+  <ds:schemaRefs>
+    <ds:schemaRef ds:uri="http://schemas.openxmlformats.org/officeDocument/2006/bibliography"/>
+  </ds:schemaRefs>
+</ds:datastoreItem>
 </file>